--- a/тест-кейсы.docx
+++ b/тест-кейсы.docx
@@ -1100,6 +1100,16 @@
               </w:rPr>
               <w:t xml:space="preserve"> </w:t>
             </w:r>
+            <w:r>
+              <w:rPr>
+                <w:rFonts w:ascii="Times New Roman" w:hAnsi="Times New Roman" w:cs="Times New Roman"/>
+                <w:sz w:val="24"/>
+                <w:szCs w:val="24"/>
+              </w:rPr>
+              <w:t xml:space="preserve"> </w:t>
+            </w:r>
+            <w:bookmarkStart w:id="0" w:name="_GoBack"/>
+            <w:bookmarkEnd w:id="0"/>
           </w:p>
         </w:tc>
       </w:tr>
@@ -5191,15 +5201,7 @@
                 <w:sz w:val="24"/>
                 <w:szCs w:val="24"/>
               </w:rPr>
-              <w:t>количество товаров, цена которых начинается от 500</w:t>
-            </w:r>
-            <w:r>
-              <w:rPr>
-                <w:rFonts w:ascii="Times New Roman" w:eastAsia="Times New Roman" w:hAnsi="Times New Roman" w:cs="Times New Roman"/>
-                <w:sz w:val="24"/>
-                <w:szCs w:val="24"/>
-              </w:rPr>
-              <w:t xml:space="preserve"> до 2000</w:t>
+              <w:t>количество товаров, цена которых начинается от 500 до 2000</w:t>
             </w:r>
             <w:r>
               <w:rPr>
@@ -10787,17 +10789,7 @@
                 <w:sz w:val="24"/>
                 <w:szCs w:val="24"/>
               </w:rPr>
-              <w:t>.1. У страницы есть заголо</w:t>
-            </w:r>
-            <w:bookmarkStart w:id="0" w:name="_GoBack"/>
-            <w:bookmarkEnd w:id="0"/>
-            <w:r>
-              <w:rPr>
-                <w:rFonts w:ascii="Times New Roman" w:eastAsia="Times New Roman" w:hAnsi="Times New Roman" w:cs="Times New Roman"/>
-                <w:sz w:val="24"/>
-                <w:szCs w:val="24"/>
-              </w:rPr>
-              <w:t>вок «</w:t>
+              <w:t>.1. У страницы есть заголовок «</w:t>
             </w:r>
             <w:r>
               <w:rPr>
@@ -11015,15 +11007,7 @@
                 <w:sz w:val="24"/>
                 <w:szCs w:val="24"/>
               </w:rPr>
-              <w:t xml:space="preserve"> товар</w:t>
-            </w:r>
-            <w:r>
-              <w:rPr>
-                <w:rFonts w:ascii="Times New Roman" w:eastAsia="Times New Roman" w:hAnsi="Times New Roman" w:cs="Times New Roman"/>
-                <w:sz w:val="24"/>
-                <w:szCs w:val="24"/>
-              </w:rPr>
-              <w:t>а</w:t>
+              <w:t xml:space="preserve"> товара</w:t>
             </w:r>
             <w:r>
               <w:rPr>
@@ -35106,7 +35090,7 @@
 </file>
 
 <file path=customXml/itemProps1.xml><?xml version="1.0" encoding="utf-8"?>
-<ds:datastoreItem xmlns:ds="http://schemas.openxmlformats.org/officeDocument/2006/customXml" ds:itemID="{3820FEAB-A4B4-4863-80BD-349F95EAF26E}">
+<ds:datastoreItem xmlns:ds="http://schemas.openxmlformats.org/officeDocument/2006/customXml" ds:itemID="{B0D27DE4-696F-4B61-8BCC-43652BB8895A}">
   <ds:schemaRefs>
     <ds:schemaRef ds:uri="http://schemas.openxmlformats.org/officeDocument/2006/bibliography"/>
   </ds:schemaRefs>

--- a/тест-кейсы.docx
+++ b/тест-кейсы.docx
@@ -1100,16 +1100,6 @@
               </w:rPr>
               <w:t xml:space="preserve"> </w:t>
             </w:r>
-            <w:r>
-              <w:rPr>
-                <w:rFonts w:ascii="Times New Roman" w:hAnsi="Times New Roman" w:cs="Times New Roman"/>
-                <w:sz w:val="24"/>
-                <w:szCs w:val="24"/>
-              </w:rPr>
-              <w:t xml:space="preserve"> </w:t>
-            </w:r>
-            <w:bookmarkStart w:id="0" w:name="_GoBack"/>
-            <w:bookmarkEnd w:id="0"/>
           </w:p>
         </w:tc>
       </w:tr>
@@ -6827,13 +6817,21 @@
               <w:r>
                 <w:rPr>
                   <w:rStyle w:val="a8"/>
-                  <w:rFonts w:ascii="Times New Roman" w:hAnsi="Times New Roman" w:cs="Times New Roman"/>
+                  <w:rFonts w:ascii="Times New Roman" w:eastAsia="Times New Roman" w:hAnsi="Times New Roman" w:cs="Times New Roman"/>
                   <w:sz w:val="24"/>
                   <w:szCs w:val="24"/>
                 </w:rPr>
-                <w:t>https://pumpenergy.ru/</w:t>
+                <w:t>https://pumpenergy.ru/catalog/eatable</w:t>
               </w:r>
             </w:hyperlink>
+            <w:r>
+              <w:rPr>
+                <w:rFonts w:ascii="Times New Roman" w:eastAsia="Times New Roman" w:hAnsi="Times New Roman" w:cs="Times New Roman"/>
+                <w:sz w:val="24"/>
+                <w:szCs w:val="24"/>
+              </w:rPr>
+              <w:t xml:space="preserve"> </w:t>
+            </w:r>
           </w:p>
           <w:p>
             <w:pPr>
@@ -6853,6 +6851,27 @@
               </w:rPr>
               <w:t>Корзина пуста</w:t>
             </w:r>
+          </w:p>
+          <w:p>
+            <w:pPr>
+              <w:spacing w:afterLines="40" w:after="96" w:line="276" w:lineRule="auto"/>
+              <w:ind w:left="57"/>
+              <w:rPr>
+                <w:rFonts w:ascii="Times New Roman" w:hAnsi="Times New Roman" w:cs="Times New Roman"/>
+                <w:sz w:val="24"/>
+                <w:szCs w:val="24"/>
+              </w:rPr>
+            </w:pPr>
+            <w:r>
+              <w:rPr>
+                <w:rFonts w:ascii="Times New Roman" w:hAnsi="Times New Roman" w:cs="Times New Roman"/>
+                <w:sz w:val="24"/>
+                <w:szCs w:val="24"/>
+              </w:rPr>
+              <w:t xml:space="preserve">Цена товара – 700 </w:t>
+            </w:r>
+            <w:bookmarkStart w:id="0" w:name="_GoBack"/>
+            <w:bookmarkEnd w:id="0"/>
           </w:p>
         </w:tc>
       </w:tr>
@@ -7112,25 +7131,23 @@
                 <w:sz w:val="24"/>
                 <w:szCs w:val="24"/>
               </w:rPr>
-              <w:t xml:space="preserve">1. В левом </w:t>
-            </w:r>
-            <w:proofErr w:type="spellStart"/>
-            <w:r>
-              <w:rPr>
-                <w:rFonts w:ascii="Times New Roman" w:eastAsia="Times New Roman" w:hAnsi="Times New Roman" w:cs="Times New Roman"/>
-                <w:sz w:val="24"/>
-                <w:szCs w:val="24"/>
-              </w:rPr>
-              <w:t>сайдбаре</w:t>
-            </w:r>
-            <w:proofErr w:type="spellEnd"/>
-            <w:r>
-              <w:rPr>
-                <w:rFonts w:ascii="Times New Roman" w:eastAsia="Times New Roman" w:hAnsi="Times New Roman" w:cs="Times New Roman"/>
-                <w:sz w:val="24"/>
-                <w:szCs w:val="24"/>
-              </w:rPr>
-              <w:t xml:space="preserve"> нажать на раздел </w:t>
+              <w:t>1</w:t>
+            </w:r>
+            <w:r>
+              <w:rPr>
+                <w:rFonts w:ascii="Times New Roman" w:eastAsia="Times New Roman" w:hAnsi="Times New Roman" w:cs="Times New Roman"/>
+                <w:sz w:val="24"/>
+                <w:szCs w:val="24"/>
+              </w:rPr>
+              <w:t>. Нажать на название к</w:t>
+            </w:r>
+            <w:r>
+              <w:rPr>
+                <w:rFonts w:ascii="Times New Roman" w:eastAsia="Times New Roman" w:hAnsi="Times New Roman" w:cs="Times New Roman"/>
+                <w:sz w:val="24"/>
+                <w:szCs w:val="24"/>
+              </w:rPr>
+              <w:t xml:space="preserve">арточки товара </w:t>
             </w:r>
             <w:r>
               <w:rPr>
@@ -7146,7 +7163,7 @@
                 <w:sz w:val="24"/>
                 <w:szCs w:val="24"/>
               </w:rPr>
-              <w:t>Съедобное</w:t>
+              <w:t>Тульский пряник</w:t>
             </w:r>
             <w:r>
               <w:rPr>
@@ -7186,121 +7203,15 @@
                 <w:sz w:val="24"/>
                 <w:szCs w:val="24"/>
               </w:rPr>
-              <w:t xml:space="preserve">1. Переход на страницу </w:t>
-            </w:r>
-            <w:r>
-              <w:rPr>
-                <w:rFonts w:ascii="Times New Roman" w:eastAsia="Times New Roman" w:hAnsi="Times New Roman" w:cs="Times New Roman"/>
-                <w:sz w:val="24"/>
-                <w:szCs w:val="24"/>
-              </w:rPr>
-              <w:t>https://pumpenergy.ru/catalog/eatable</w:t>
-            </w:r>
-          </w:p>
-        </w:tc>
-      </w:tr>
-      <w:tr>
-        <w:trPr>
-          <w:trHeight w:val="567"/>
-        </w:trPr>
-        <w:tc>
-          <w:tcPr>
-            <w:tcW w:w="4537" w:type="dxa"/>
-            <w:gridSpan w:val="2"/>
-            <w:tcBorders>
-              <w:top w:val="single" w:sz="4" w:space="0" w:color="auto"/>
-              <w:left w:val="single" w:sz="4" w:space="0" w:color="auto"/>
-              <w:bottom w:val="single" w:sz="4" w:space="0" w:color="auto"/>
-              <w:right w:val="single" w:sz="4" w:space="0" w:color="auto"/>
-            </w:tcBorders>
-            <w:shd w:val="clear" w:color="auto" w:fill="auto"/>
-            <w:tcMar>
-              <w:left w:w="108" w:type="dxa"/>
-              <w:right w:w="108" w:type="dxa"/>
-            </w:tcMar>
-            <w:vAlign w:val="center"/>
-          </w:tcPr>
-          <w:p>
-            <w:pPr>
-              <w:spacing w:afterLines="40" w:after="96" w:line="276" w:lineRule="auto"/>
-              <w:ind w:left="57"/>
-              <w:rPr>
-                <w:rFonts w:ascii="Times New Roman" w:eastAsia="Times New Roman" w:hAnsi="Times New Roman" w:cs="Times New Roman"/>
-                <w:sz w:val="24"/>
-                <w:szCs w:val="24"/>
-              </w:rPr>
-            </w:pPr>
-            <w:r>
-              <w:rPr>
-                <w:rFonts w:ascii="Times New Roman" w:eastAsia="Times New Roman" w:hAnsi="Times New Roman" w:cs="Times New Roman"/>
-                <w:sz w:val="24"/>
-                <w:szCs w:val="24"/>
-              </w:rPr>
-              <w:t>2. Нажать на название к</w:t>
-            </w:r>
-            <w:r>
-              <w:rPr>
-                <w:rFonts w:ascii="Times New Roman" w:eastAsia="Times New Roman" w:hAnsi="Times New Roman" w:cs="Times New Roman"/>
-                <w:sz w:val="24"/>
-                <w:szCs w:val="24"/>
-              </w:rPr>
-              <w:t xml:space="preserve">арточки товара </w:t>
-            </w:r>
-            <w:r>
-              <w:rPr>
-                <w:rFonts w:ascii="Times New Roman" w:eastAsia="Times New Roman" w:hAnsi="Times New Roman" w:cs="Times New Roman"/>
-                <w:sz w:val="24"/>
-                <w:szCs w:val="24"/>
-              </w:rPr>
-              <w:t>[</w:t>
-            </w:r>
-            <w:r>
-              <w:rPr>
-                <w:rFonts w:ascii="Times New Roman" w:eastAsia="Times New Roman" w:hAnsi="Times New Roman" w:cs="Times New Roman"/>
-                <w:sz w:val="24"/>
-                <w:szCs w:val="24"/>
-              </w:rPr>
-              <w:t>Тульский пряник</w:t>
-            </w:r>
-            <w:r>
-              <w:rPr>
-                <w:rFonts w:ascii="Times New Roman" w:eastAsia="Times New Roman" w:hAnsi="Times New Roman" w:cs="Times New Roman"/>
-                <w:sz w:val="24"/>
-                <w:szCs w:val="24"/>
-              </w:rPr>
-              <w:t>]</w:t>
-            </w:r>
-          </w:p>
-        </w:tc>
-        <w:tc>
-          <w:tcPr>
-            <w:tcW w:w="4848" w:type="dxa"/>
-            <w:tcBorders>
-              <w:top w:val="single" w:sz="4" w:space="0" w:color="auto"/>
-              <w:left w:val="single" w:sz="4" w:space="0" w:color="auto"/>
-              <w:bottom w:val="single" w:sz="4" w:space="0" w:color="auto"/>
-              <w:right w:val="single" w:sz="4" w:space="0" w:color="auto"/>
-            </w:tcBorders>
-            <w:shd w:val="clear" w:color="auto" w:fill="auto"/>
-            <w:vAlign w:val="center"/>
-          </w:tcPr>
-          <w:p>
-            <w:pPr>
-              <w:spacing w:afterLines="40" w:after="96" w:line="276" w:lineRule="auto"/>
-              <w:ind w:left="57"/>
-              <w:rPr>
-                <w:rFonts w:ascii="Times New Roman" w:eastAsia="Times New Roman" w:hAnsi="Times New Roman" w:cs="Times New Roman"/>
-                <w:sz w:val="24"/>
-                <w:szCs w:val="24"/>
-              </w:rPr>
-            </w:pPr>
-            <w:r>
-              <w:rPr>
-                <w:rFonts w:ascii="Times New Roman" w:eastAsia="Times New Roman" w:hAnsi="Times New Roman" w:cs="Times New Roman"/>
-                <w:sz w:val="24"/>
-                <w:szCs w:val="24"/>
-              </w:rPr>
-              <w:t xml:space="preserve">2. Переход на страницу </w:t>
+              <w:t>1</w:t>
+            </w:r>
+            <w:r>
+              <w:rPr>
+                <w:rFonts w:ascii="Times New Roman" w:eastAsia="Times New Roman" w:hAnsi="Times New Roman" w:cs="Times New Roman"/>
+                <w:sz w:val="24"/>
+                <w:szCs w:val="24"/>
+              </w:rPr>
+              <w:t xml:space="preserve">. Переход на страницу </w:t>
             </w:r>
             <w:hyperlink r:id="rId25" w:history="1">
               <w:r>
@@ -7330,7 +7241,15 @@
                 <w:sz w:val="24"/>
                 <w:szCs w:val="24"/>
               </w:rPr>
-              <w:t>2.1. На странице заголовок «</w:t>
+              <w:t>1</w:t>
+            </w:r>
+            <w:r>
+              <w:rPr>
+                <w:rFonts w:ascii="Times New Roman" w:eastAsia="Times New Roman" w:hAnsi="Times New Roman" w:cs="Times New Roman"/>
+                <w:sz w:val="24"/>
+                <w:szCs w:val="24"/>
+              </w:rPr>
+              <w:t>.1. На странице заголовок «</w:t>
             </w:r>
             <w:r>
               <w:rPr>
@@ -7364,8 +7283,17 @@
                 <w:rFonts w:ascii="Times New Roman" w:eastAsia="Times New Roman" w:hAnsi="Times New Roman" w:cs="Times New Roman"/>
                 <w:sz w:val="24"/>
                 <w:szCs w:val="24"/>
-              </w:rPr>
-              <w:t xml:space="preserve">2.2. Указана цена </w:t>
+                <w:lang w:val="en-US"/>
+              </w:rPr>
+              <w:t>1</w:t>
+            </w:r>
+            <w:r>
+              <w:rPr>
+                <w:rFonts w:ascii="Times New Roman" w:eastAsia="Times New Roman" w:hAnsi="Times New Roman" w:cs="Times New Roman"/>
+                <w:sz w:val="24"/>
+                <w:szCs w:val="24"/>
+              </w:rPr>
+              <w:t xml:space="preserve">.2. Указана цена </w:t>
             </w:r>
             <w:r>
               <w:rPr>
@@ -7446,8 +7374,17 @@
                 <w:rFonts w:ascii="Times New Roman" w:eastAsia="Times New Roman" w:hAnsi="Times New Roman" w:cs="Times New Roman"/>
                 <w:sz w:val="24"/>
                 <w:szCs w:val="24"/>
-              </w:rPr>
-              <w:t xml:space="preserve">3. Нажать кнопку </w:t>
+                <w:lang w:val="en-US"/>
+              </w:rPr>
+              <w:t>2</w:t>
+            </w:r>
+            <w:r>
+              <w:rPr>
+                <w:rFonts w:ascii="Times New Roman" w:eastAsia="Times New Roman" w:hAnsi="Times New Roman" w:cs="Times New Roman"/>
+                <w:sz w:val="24"/>
+                <w:szCs w:val="24"/>
+              </w:rPr>
+              <w:t xml:space="preserve">. Нажать кнопку </w:t>
             </w:r>
             <w:r>
               <w:rPr>
@@ -7490,20 +7427,27 @@
           <w:p>
             <w:pPr>
               <w:spacing w:afterLines="40" w:after="96" w:line="276" w:lineRule="auto"/>
-              <w:ind w:left="57"/>
-              <w:rPr>
-                <w:rFonts w:ascii="Times New Roman" w:eastAsia="Times New Roman" w:hAnsi="Times New Roman" w:cs="Times New Roman"/>
-                <w:sz w:val="24"/>
-                <w:szCs w:val="24"/>
-              </w:rPr>
-            </w:pPr>
-            <w:r>
-              <w:rPr>
-                <w:rFonts w:ascii="Times New Roman" w:eastAsia="Times New Roman" w:hAnsi="Times New Roman" w:cs="Times New Roman"/>
-                <w:sz w:val="24"/>
-                <w:szCs w:val="24"/>
-              </w:rPr>
-              <w:t xml:space="preserve">3. </w:t>
+              <w:rPr>
+                <w:rFonts w:ascii="Times New Roman" w:eastAsia="Times New Roman" w:hAnsi="Times New Roman" w:cs="Times New Roman"/>
+                <w:sz w:val="24"/>
+                <w:szCs w:val="24"/>
+              </w:rPr>
+            </w:pPr>
+            <w:r>
+              <w:rPr>
+                <w:rFonts w:ascii="Times New Roman" w:eastAsia="Times New Roman" w:hAnsi="Times New Roman" w:cs="Times New Roman"/>
+                <w:sz w:val="24"/>
+                <w:szCs w:val="24"/>
+              </w:rPr>
+              <w:t xml:space="preserve"> 2</w:t>
+            </w:r>
+            <w:r>
+              <w:rPr>
+                <w:rFonts w:ascii="Times New Roman" w:eastAsia="Times New Roman" w:hAnsi="Times New Roman" w:cs="Times New Roman"/>
+                <w:sz w:val="24"/>
+                <w:szCs w:val="24"/>
+              </w:rPr>
+              <w:t xml:space="preserve">. </w:t>
             </w:r>
             <w:r>
               <w:rPr>
@@ -7538,7 +7482,15 @@
                 <w:sz w:val="24"/>
                 <w:szCs w:val="24"/>
               </w:rPr>
-              <w:t xml:space="preserve">3.1. </w:t>
+              <w:t>2</w:t>
+            </w:r>
+            <w:r>
+              <w:rPr>
+                <w:rFonts w:ascii="Times New Roman" w:eastAsia="Times New Roman" w:hAnsi="Times New Roman" w:cs="Times New Roman"/>
+                <w:sz w:val="24"/>
+                <w:szCs w:val="24"/>
+              </w:rPr>
+              <w:t xml:space="preserve">.1. </w:t>
             </w:r>
             <w:r>
               <w:rPr>
@@ -35090,7 +35042,7 @@
 </file>
 
 <file path=customXml/itemProps1.xml><?xml version="1.0" encoding="utf-8"?>
-<ds:datastoreItem xmlns:ds="http://schemas.openxmlformats.org/officeDocument/2006/customXml" ds:itemID="{B0D27DE4-696F-4B61-8BCC-43652BB8895A}">
+<ds:datastoreItem xmlns:ds="http://schemas.openxmlformats.org/officeDocument/2006/customXml" ds:itemID="{644FDAF3-6818-4733-AE46-855A5CFEC778}">
   <ds:schemaRefs>
     <ds:schemaRef ds:uri="http://schemas.openxmlformats.org/officeDocument/2006/bibliography"/>
   </ds:schemaRefs>

--- a/тест-кейсы.docx
+++ b/тест-кейсы.docx
@@ -13097,15 +13097,7 @@
                 <w:sz w:val="24"/>
                 <w:szCs w:val="24"/>
               </w:rPr>
-              <w:t xml:space="preserve"> у </w:t>
-            </w:r>
-            <w:r>
-              <w:rPr>
-                <w:rFonts w:ascii="Times New Roman" w:eastAsia="Times New Roman" w:hAnsi="Times New Roman" w:cs="Times New Roman"/>
-                <w:sz w:val="24"/>
-                <w:szCs w:val="24"/>
-              </w:rPr>
-              <w:t>– «Карта-</w:t>
+              <w:t xml:space="preserve"> у – «Карта-</w:t>
             </w:r>
             <w:proofErr w:type="spellStart"/>
             <w:r>
@@ -13492,8 +13484,10 @@
             <w:r>
               <w:rPr>
                 <w:rFonts w:ascii="Times New Roman" w:eastAsia="Times New Roman" w:hAnsi="Times New Roman" w:cs="Times New Roman"/>
-                <w:sz w:val="24"/>
-                <w:szCs w:val="24"/>
+                <w:noProof/>
+                <w:sz w:val="24"/>
+                <w:szCs w:val="24"/>
+                <w:lang w:eastAsia="ru-RU"/>
               </w:rPr>
               <w:drawing>
                 <wp:inline distT="0" distB="0" distL="0" distR="0" wp14:anchorId="08B508C5" wp14:editId="455AEFB2">
@@ -13651,15 +13645,7 @@
                 <w:sz w:val="24"/>
                 <w:szCs w:val="24"/>
               </w:rPr>
-              <w:t>6</w:t>
-            </w:r>
-            <w:r>
-              <w:rPr>
-                <w:rFonts w:ascii="Times New Roman" w:eastAsia="Times New Roman" w:hAnsi="Times New Roman" w:cs="Times New Roman"/>
-                <w:sz w:val="24"/>
-                <w:szCs w:val="24"/>
-              </w:rPr>
-              <w:t xml:space="preserve">. Нажать кнопку </w:t>
+              <w:t xml:space="preserve">6. Нажать кнопку </w:t>
             </w:r>
             <w:r>
               <w:rPr>
@@ -13715,42 +13701,26 @@
                 <w:sz w:val="24"/>
                 <w:szCs w:val="24"/>
               </w:rPr>
-              <w:t>6</w:t>
-            </w:r>
-            <w:r>
-              <w:rPr>
-                <w:rFonts w:ascii="Times New Roman" w:eastAsia="Times New Roman" w:hAnsi="Times New Roman" w:cs="Times New Roman"/>
-                <w:sz w:val="24"/>
-                <w:szCs w:val="24"/>
-              </w:rPr>
-              <w:t>. Страница обновится, товаров нет.</w:t>
-            </w:r>
-          </w:p>
-          <w:p>
-            <w:pPr>
-              <w:spacing w:afterLines="40" w:after="96" w:line="276" w:lineRule="auto"/>
-              <w:ind w:left="57"/>
-              <w:rPr>
-                <w:rFonts w:ascii="Times New Roman" w:eastAsia="Times New Roman" w:hAnsi="Times New Roman" w:cs="Times New Roman"/>
-                <w:sz w:val="24"/>
-                <w:szCs w:val="24"/>
-              </w:rPr>
-            </w:pPr>
-            <w:r>
-              <w:rPr>
-                <w:rFonts w:ascii="Times New Roman" w:eastAsia="Times New Roman" w:hAnsi="Times New Roman" w:cs="Times New Roman"/>
-                <w:sz w:val="24"/>
-                <w:szCs w:val="24"/>
-              </w:rPr>
-              <w:t>6</w:t>
-            </w:r>
-            <w:r>
-              <w:rPr>
-                <w:rFonts w:ascii="Times New Roman" w:eastAsia="Times New Roman" w:hAnsi="Times New Roman" w:cs="Times New Roman"/>
-                <w:sz w:val="24"/>
-                <w:szCs w:val="24"/>
-              </w:rPr>
-              <w:t>.1. Текст на странице «</w:t>
+              <w:t>6. Страница обновится, товаров нет.</w:t>
+            </w:r>
+          </w:p>
+          <w:p>
+            <w:pPr>
+              <w:spacing w:afterLines="40" w:after="96" w:line="276" w:lineRule="auto"/>
+              <w:ind w:left="57"/>
+              <w:rPr>
+                <w:rFonts w:ascii="Times New Roman" w:eastAsia="Times New Roman" w:hAnsi="Times New Roman" w:cs="Times New Roman"/>
+                <w:sz w:val="24"/>
+                <w:szCs w:val="24"/>
+              </w:rPr>
+            </w:pPr>
+            <w:r>
+              <w:rPr>
+                <w:rFonts w:ascii="Times New Roman" w:eastAsia="Times New Roman" w:hAnsi="Times New Roman" w:cs="Times New Roman"/>
+                <w:sz w:val="24"/>
+                <w:szCs w:val="24"/>
+              </w:rPr>
+              <w:t>6.1. Текст на странице «</w:t>
             </w:r>
             <w:r>
               <w:rPr>
@@ -17548,7 +17518,17 @@
                 <w:sz w:val="24"/>
                 <w:szCs w:val="24"/>
               </w:rPr>
-              <w:t xml:space="preserve"> текст красного цвета: </w:t>
+              <w:t xml:space="preserve"> текст красного </w:t>
+            </w:r>
+            <w:bookmarkStart w:id="0" w:name="_GoBack"/>
+            <w:bookmarkEnd w:id="0"/>
+            <w:r>
+              <w:rPr>
+                <w:rFonts w:ascii="Times New Roman" w:eastAsia="Times New Roman" w:hAnsi="Times New Roman" w:cs="Times New Roman"/>
+                <w:sz w:val="24"/>
+                <w:szCs w:val="24"/>
+              </w:rPr>
+              <w:t xml:space="preserve">цвета: </w:t>
             </w:r>
           </w:p>
           <w:p>
@@ -17575,52 +17555,15 @@
                 <w:sz w:val="24"/>
                 <w:szCs w:val="24"/>
               </w:rPr>
-              <w:t>ФИО: это поле обязательно для заполнения!</w:t>
-            </w:r>
-          </w:p>
-          <w:p>
-            <w:pPr>
-              <w:spacing w:afterLines="40" w:after="96" w:line="276" w:lineRule="auto"/>
-              <w:ind w:left="57"/>
-              <w:rPr>
-                <w:rFonts w:ascii="Times New Roman" w:eastAsia="Times New Roman" w:hAnsi="Times New Roman" w:cs="Times New Roman"/>
-                <w:sz w:val="24"/>
-                <w:szCs w:val="24"/>
-              </w:rPr>
-            </w:pPr>
-            <w:r>
-              <w:rPr>
-                <w:rFonts w:ascii="Times New Roman" w:eastAsia="Times New Roman" w:hAnsi="Times New Roman" w:cs="Times New Roman"/>
-                <w:sz w:val="24"/>
-                <w:szCs w:val="24"/>
-              </w:rPr>
-              <w:t>E-</w:t>
-            </w:r>
-            <w:proofErr w:type="spellStart"/>
-            <w:r>
-              <w:rPr>
-                <w:rFonts w:ascii="Times New Roman" w:eastAsia="Times New Roman" w:hAnsi="Times New Roman" w:cs="Times New Roman"/>
-                <w:sz w:val="24"/>
-                <w:szCs w:val="24"/>
-              </w:rPr>
-              <w:t>mail</w:t>
-            </w:r>
-            <w:proofErr w:type="spellEnd"/>
-            <w:r>
-              <w:rPr>
-                <w:rFonts w:ascii="Times New Roman" w:eastAsia="Times New Roman" w:hAnsi="Times New Roman" w:cs="Times New Roman"/>
-                <w:sz w:val="24"/>
-                <w:szCs w:val="24"/>
-              </w:rPr>
-              <w:t>: это поле обязательно для заполнения. Неверный формат адреса электронной почты!</w:t>
-            </w:r>
-            <w:r>
-              <w:rPr>
-                <w:rFonts w:ascii="Times New Roman" w:eastAsia="Times New Roman" w:hAnsi="Times New Roman" w:cs="Times New Roman"/>
-                <w:sz w:val="24"/>
-                <w:szCs w:val="24"/>
-              </w:rPr>
-              <w:t>»</w:t>
+              <w:t>ФИО: это поле обязательно для заполнения! Телефон: это поле обязательно для заполн</w:t>
+            </w:r>
+            <w:r>
+              <w:rPr>
+                <w:rFonts w:ascii="Times New Roman" w:eastAsia="Times New Roman" w:hAnsi="Times New Roman" w:cs="Times New Roman"/>
+                <w:sz w:val="24"/>
+                <w:szCs w:val="24"/>
+              </w:rPr>
+              <w:t>ения. Неверный формат телефона!»</w:t>
             </w:r>
           </w:p>
         </w:tc>
@@ -18982,7 +18925,6 @@
                 <w:sz w:val="24"/>
                 <w:szCs w:val="24"/>
               </w:rPr>
-              <w:lastRenderedPageBreak/>
               <w:t xml:space="preserve">6. Нажать </w:t>
             </w:r>
             <w:r>
@@ -19107,6 +19049,7 @@
                 <w:sz w:val="24"/>
                 <w:szCs w:val="24"/>
               </w:rPr>
+              <w:lastRenderedPageBreak/>
               <w:t>ФИО</w:t>
             </w:r>
           </w:p>
@@ -20660,7 +20603,6 @@
                 <w:sz w:val="24"/>
                 <w:szCs w:val="24"/>
               </w:rPr>
-              <w:lastRenderedPageBreak/>
               <w:t xml:space="preserve">Телефон </w:t>
             </w:r>
           </w:p>
@@ -20731,6 +20673,7 @@
                 <w:sz w:val="24"/>
                 <w:szCs w:val="24"/>
               </w:rPr>
+              <w:lastRenderedPageBreak/>
               <w:t xml:space="preserve">Данные адреса </w:t>
             </w:r>
           </w:p>
@@ -22353,7 +22296,6 @@
                 <w:sz w:val="24"/>
                 <w:szCs w:val="24"/>
               </w:rPr>
-              <w:lastRenderedPageBreak/>
               <w:t>Предусловия</w:t>
             </w:r>
           </w:p>
@@ -22463,6 +22405,7 @@
                 <w:sz w:val="24"/>
                 <w:szCs w:val="24"/>
               </w:rPr>
+              <w:lastRenderedPageBreak/>
               <w:t xml:space="preserve">Адрес доставки: г. Москва, ул. Максима Рыльского, д.1. </w:t>
             </w:r>
           </w:p>
@@ -22575,6 +22518,7 @@
                 <w:sz w:val="24"/>
                 <w:szCs w:val="24"/>
               </w:rPr>
+              <w:lastRenderedPageBreak/>
               <w:t>Тестовое окружение</w:t>
             </w:r>
           </w:p>
@@ -23505,8 +23449,6 @@
           <w:szCs w:val="28"/>
         </w:rPr>
       </w:pPr>
-      <w:bookmarkStart w:id="0" w:name="_GoBack"/>
-      <w:bookmarkEnd w:id="0"/>
     </w:p>
     <w:sectPr>
       <w:footerReference w:type="default" r:id="rId46"/>
@@ -25312,7 +25254,7 @@
 </file>
 
 <file path=customXml/itemProps1.xml><?xml version="1.0" encoding="utf-8"?>
-<ds:datastoreItem xmlns:ds="http://schemas.openxmlformats.org/officeDocument/2006/customXml" ds:itemID="{4F9F76BB-DC55-42B2-AEC1-950C10F17181}">
+<ds:datastoreItem xmlns:ds="http://schemas.openxmlformats.org/officeDocument/2006/customXml" ds:itemID="{0E831C4F-F5AC-4E6A-A0BA-613A618373A5}">
   <ds:schemaRefs>
     <ds:schemaRef ds:uri="http://schemas.openxmlformats.org/officeDocument/2006/bibliography"/>
   </ds:schemaRefs>
